--- a/issues list 09132025.docx
+++ b/issues list 09132025.docx
@@ -3,8 +3,13 @@
 <w:document xmlns:wpc="http://schemas.microsoft.com/office/word/2010/wordprocessingCanvas" xmlns:cx="http://schemas.microsoft.com/office/drawing/2014/chartex" xmlns:cx1="http://schemas.microsoft.com/office/drawing/2015/9/8/chartex" xmlns:cx2="http://schemas.microsoft.com/office/drawing/2015/10/21/chartex" xmlns:cx3="http://schemas.microsoft.com/office/drawing/2016/5/9/chartex" xmlns:cx4="http://schemas.microsoft.com/office/drawing/2016/5/10/chartex" xmlns:cx5="http://schemas.microsoft.com/office/drawing/2016/5/11/chartex" xmlns:cx6="http://schemas.microsoft.com/office/drawing/2016/5/12/chartex" xmlns:cx7="http://schemas.microsoft.com/office/drawing/2016/5/13/chartex" xmlns:cx8="http://schemas.microsoft.com/office/drawing/2016/5/14/chartex" xmlns:mc="http://schemas.openxmlformats.org/markup-compatibility/2006" xmlns:aink="http://schemas.microsoft.com/office/drawing/2016/ink" xmlns:am3d="http://schemas.microsoft.com/office/drawing/2017/model3d" xmlns:o="urn:schemas-microsoft-com:office:office" xmlns:oel="http://schemas.microsoft.com/office/2019/extlst" xmlns:r="http://schemas.openxmlformats.org/officeDocument/2006/relationships" xmlns:m="http://schemas.openxmlformats.org/officeDocument/2006/math" xmlns:v="urn:schemas-microsoft-com:vml" xmlns:wp14="http://schemas.microsoft.com/office/word/2010/wordprocessingDrawing" xmlns:wp="http://schemas.openxmlformats.org/drawingml/2006/wordprocessingDrawing" xmlns:w10="urn:schemas-microsoft-com:office:word" xmlns:w="http://schemas.openxmlformats.org/wordprocessingml/2006/main" xmlns:w14="http://schemas.microsoft.com/office/word/2010/wordml" xmlns:w15="http://schemas.microsoft.com/office/word/2012/wordml" xmlns:w16cex="http://schemas.microsoft.com/office/word/2018/wordml/cex" xmlns:w16cid="http://schemas.microsoft.com/office/word/2016/wordml/cid" xmlns:w16="http://schemas.microsoft.com/office/word/2018/wordml" xmlns:w16du="http://schemas.microsoft.com/office/word/2023/wordml/word16du" xmlns:w16sdtdh="http://schemas.microsoft.com/office/word/2020/wordml/sdtdatahash" xmlns:w16sdtfl="http://schemas.microsoft.com/office/word/2024/wordml/sdtformatlock" xmlns:w16se="http://schemas.microsoft.com/office/word/2015/wordml/symex" xmlns:wpg="http://schemas.microsoft.com/office/word/2010/wordprocessingGroup" xmlns:wpi="http://schemas.microsoft.com/office/word/2010/wordprocessingInk" xmlns:wne="http://schemas.microsoft.com/office/word/2006/wordml" xmlns:wps="http://schemas.microsoft.com/office/word/2010/wordprocessingShape" mc:Ignorable="w14 w15 w16se w16cid w16 w16cex w16sdtdh w16sdtfl w16du wp14">
   <w:body>
     <w:p>
-      <w:r>
-        <w:t>Flickword container and overall styling unusable</w:t>
+      <w:proofErr w:type="spellStart"/>
+      <w:r>
+        <w:t>Flickword</w:t>
+      </w:r>
+      <w:proofErr w:type="spellEnd"/>
+      <w:r>
+        <w:t xml:space="preserve"> container and overall styling unusable</w:t>
       </w:r>
     </w:p>
     <w:p>
@@ -25,7 +30,15 @@
     </w:p>
     <w:p>
       <w:r>
-        <w:t xml:space="preserve">Community player not implemented yet. </w:t>
+        <w:t xml:space="preserve">Community player </w:t>
+      </w:r>
+      <w:proofErr w:type="gramStart"/>
+      <w:r>
+        <w:t>not</w:t>
+      </w:r>
+      <w:proofErr w:type="gramEnd"/>
+      <w:r>
+        <w:t xml:space="preserve"> implemented yet. </w:t>
       </w:r>
     </w:p>
     <w:p>
@@ -46,12 +59,28 @@
     </w:p>
     <w:p>
       <w:r>
-        <w:t>Inconsistent pop up messaging styling</w:t>
-      </w:r>
-    </w:p>
-    <w:p>
-      <w:r>
-        <w:t xml:space="preserve">Dark mode make some elements unreadable. </w:t>
+        <w:t xml:space="preserve">Inconsistent </w:t>
+      </w:r>
+      <w:proofErr w:type="gramStart"/>
+      <w:r>
+        <w:t>pop up</w:t>
+      </w:r>
+      <w:proofErr w:type="gramEnd"/>
+      <w:r>
+        <w:t xml:space="preserve"> messaging styling</w:t>
+      </w:r>
+    </w:p>
+    <w:p>
+      <w:r>
+        <w:t xml:space="preserve">Dark mode </w:t>
+      </w:r>
+      <w:proofErr w:type="gramStart"/>
+      <w:r>
+        <w:t>make</w:t>
+      </w:r>
+      <w:proofErr w:type="gramEnd"/>
+      <w:r>
+        <w:t xml:space="preserve"> some elements unreadable. </w:t>
       </w:r>
     </w:p>
     <w:p>
@@ -66,7 +95,15 @@
     </w:p>
     <w:p>
       <w:r>
-        <w:t xml:space="preserve">In dark mode and mardi gras tab counts show up. Regular mode they disappear. </w:t>
+        <w:t xml:space="preserve">In dark mode and </w:t>
+      </w:r>
+      <w:proofErr w:type="spellStart"/>
+      <w:r>
+        <w:t>mardi</w:t>
+      </w:r>
+      <w:proofErr w:type="spellEnd"/>
+      <w:r>
+        <w:t xml:space="preserve"> gras tab counts show up. Regular mode they disappear. </w:t>
       </w:r>
     </w:p>
     <w:p>
@@ -79,7 +116,15 @@
     </w:p>
     <w:p>
       <w:r>
-        <w:t xml:space="preserve">Marque quotes need to be enhanced, currently only  a few on rotation. Need sarcastic, snarky and fun quotes in abundance. </w:t>
+        <w:t xml:space="preserve">Marque quotes need to be enhanced, currently </w:t>
+      </w:r>
+      <w:proofErr w:type="gramStart"/>
+      <w:r>
+        <w:t>only  a</w:t>
+      </w:r>
+      <w:proofErr w:type="gramEnd"/>
+      <w:r>
+        <w:t xml:space="preserve"> few on rotation. Need sarcastic, snarky and fun quotes in abundance. </w:t>
       </w:r>
     </w:p>
     <w:p>
@@ -88,18 +133,63 @@
       </w:r>
     </w:p>
     <w:p>
-      <w:r>
-        <w:t>FOB’s don’t show on settings tab</w:t>
-      </w:r>
-    </w:p>
-    <w:p>
-      <w:r>
-        <w:t>Settings/user name “enter user name” prompts with “please sign in” &gt; already signed in.</w:t>
-      </w:r>
-    </w:p>
-    <w:p>
-      <w:r>
-        <w:t xml:space="preserve">Not interested button needs to be on all cards (except search). Not interested button currently on discover and does not work. </w:t>
+      <w:proofErr w:type="gramStart"/>
+      <w:r>
+        <w:t>FOB’s</w:t>
+      </w:r>
+      <w:proofErr w:type="gramEnd"/>
+      <w:r>
+        <w:t xml:space="preserve"> don’t show on settings tab</w:t>
+      </w:r>
+    </w:p>
+    <w:p>
+      <w:r>
+        <w:t>Settings/</w:t>
+      </w:r>
+      <w:proofErr w:type="gramStart"/>
+      <w:r>
+        <w:t>user name</w:t>
+      </w:r>
+      <w:proofErr w:type="gramEnd"/>
+      <w:r>
+        <w:t xml:space="preserve"> “enter </w:t>
+      </w:r>
+      <w:proofErr w:type="gramStart"/>
+      <w:r>
+        <w:t>user name</w:t>
+      </w:r>
+      <w:proofErr w:type="gramEnd"/>
+      <w:r>
+        <w:t>” prompts with “please sign in” &gt; already signed in.</w:t>
+      </w:r>
+    </w:p>
+    <w:p>
+      <w:r>
+        <w:t xml:space="preserve">Not interested button needs to be on all cards (except search). Not interested </w:t>
+      </w:r>
+      <w:proofErr w:type="gramStart"/>
+      <w:r>
+        <w:t>button</w:t>
+      </w:r>
+      <w:proofErr w:type="gramEnd"/>
+      <w:r>
+        <w:t xml:space="preserve"> </w:t>
+      </w:r>
+      <w:proofErr w:type="gramStart"/>
+      <w:r>
+        <w:t>currently on discover</w:t>
+      </w:r>
+      <w:proofErr w:type="gramEnd"/>
+      <w:r>
+        <w:t xml:space="preserve"> </w:t>
+      </w:r>
+      <w:proofErr w:type="gramStart"/>
+      <w:r>
+        <w:t>and</w:t>
+      </w:r>
+      <w:proofErr w:type="gramEnd"/>
+      <w:r>
+        <w:t xml:space="preserve"> does not work. </w:t>
       </w:r>
     </w:p>
     <w:p>
@@ -145,7 +235,15 @@
     <w:p>
       <w:r>
         <w:lastRenderedPageBreak/>
-        <w:t>Share lists does not work</w:t>
+        <w:t xml:space="preserve">Share lists </w:t>
+      </w:r>
+      <w:proofErr w:type="gramStart"/>
+      <w:r>
+        <w:t>does</w:t>
+      </w:r>
+      <w:proofErr w:type="gramEnd"/>
+      <w:r>
+        <w:t xml:space="preserve"> not work</w:t>
       </w:r>
     </w:p>
     <w:p>
@@ -155,7 +253,15 @@
     </w:p>
     <w:p>
       <w:r>
-        <w:t>Tv / movie cards needs revamping and testing</w:t>
+        <w:t xml:space="preserve">Tv / movie cards </w:t>
+      </w:r>
+      <w:proofErr w:type="gramStart"/>
+      <w:r>
+        <w:t>needs</w:t>
+      </w:r>
+      <w:proofErr w:type="gramEnd"/>
+      <w:r>
+        <w:t xml:space="preserve"> revamping and testing</w:t>
       </w:r>
     </w:p>
     <w:p>
@@ -163,6 +269,24 @@
         <w:t>Mobile needs styling and testing</w:t>
       </w:r>
     </w:p>
+    <w:p>
+      <w:r>
+        <w:t>When you click “</w:t>
+      </w:r>
+      <w:proofErr w:type="spellStart"/>
+      <w:r>
+        <w:t>flicklet</w:t>
+      </w:r>
+      <w:proofErr w:type="spellEnd"/>
+      <w:r>
+        <w:t>” it should go to home page</w:t>
+      </w:r>
+    </w:p>
+    <w:p>
+      <w:r>
+        <w:t xml:space="preserve">Settings don’t work if you’re not signed in </w:t>
+      </w:r>
+    </w:p>
     <w:p/>
     <w:p>
       <w:r>
@@ -187,7 +311,15 @@
     </w:p>
     <w:p>
       <w:r>
-        <w:t xml:space="preserve">Use Break/Fix. Here’s a single Cursor-ready prompt that (1) locks the Home layout, (2) hard-bakes the Quote Bar, and (3) runs the TARGETED STABILIZATION plan for </w:t>
+        <w:t xml:space="preserve">Use Break/Fix. Here’s a single Cursor-ready prompt that (1) locks the </w:t>
+      </w:r>
+      <w:proofErr w:type="gramStart"/>
+      <w:r>
+        <w:t>Home</w:t>
+      </w:r>
+      <w:proofErr w:type="gramEnd"/>
+      <w:r>
+        <w:t xml:space="preserve"> layout, (2) hard-bakes the Quote Bar, and (3) runs the TARGETED STABILIZATION plan for </w:t>
       </w:r>
       <w:r>
         <w:rPr>
@@ -234,14 +366,38 @@
       </w:r>
       <w:r>
         <w:br/>
-        <w:t>• Exclude from scans: node_modules/</w:t>
-      </w:r>
-      <w:r>
-        <w:rPr>
-          <w:b/>
-          <w:bCs/>
-        </w:rPr>
-        <w:t>, dist|build|out/</w:t>
+        <w:t xml:space="preserve">• Exclude from scans: </w:t>
+      </w:r>
+      <w:proofErr w:type="spellStart"/>
+      <w:r>
+        <w:t>node_modules</w:t>
+      </w:r>
+      <w:proofErr w:type="spellEnd"/>
+      <w:r>
+        <w:t>/</w:t>
+      </w:r>
+      <w:r>
+        <w:rPr>
+          <w:b/>
+          <w:bCs/>
+        </w:rPr>
+        <w:t xml:space="preserve">, </w:t>
+      </w:r>
+      <w:proofErr w:type="spellStart"/>
+      <w:r>
+        <w:rPr>
+          <w:b/>
+          <w:bCs/>
+        </w:rPr>
+        <w:t>dist|build|out</w:t>
+      </w:r>
+      <w:proofErr w:type="spellEnd"/>
+      <w:r>
+        <w:rPr>
+          <w:b/>
+          <w:bCs/>
+        </w:rPr>
+        <w:t>/</w:t>
       </w:r>
       <w:r>
         <w:t>, .next/</w:t>
@@ -279,7 +435,15 @@
       </w:r>
       <w:r>
         <w:br/>
-        <w:t>• Do NOT modify .top-search or any ancestor’s overflow|transform|contain.</w:t>
+        <w:t xml:space="preserve">• Do NOT modify .top-search or any ancestor’s </w:t>
+      </w:r>
+      <w:proofErr w:type="spellStart"/>
+      <w:r>
+        <w:t>overflow|transform|contain</w:t>
+      </w:r>
+      <w:proofErr w:type="spellEnd"/>
+      <w:r>
+        <w:t>.</w:t>
       </w:r>
       <w:r>
         <w:br/>
@@ -314,10 +478,23 @@
           <w:b/>
           <w:bCs/>
         </w:rPr>
-        <w:t>Tabs &gt; Search results (z-order &amp; mount order)</w:t>
-      </w:r>
-      <w:r>
-        <w:t xml:space="preserve"> — Tabs rail must render </w:t>
+        <w:lastRenderedPageBreak/>
+        <w:t xml:space="preserve">Tabs &gt; Search results (z-order &amp; mount </w:t>
+      </w:r>
+      <w:proofErr w:type="gramStart"/>
+      <w:r>
+        <w:rPr>
+          <w:b/>
+          <w:bCs/>
+        </w:rPr>
+        <w:t>order)</w:t>
+      </w:r>
+      <w:r>
+        <w:t xml:space="preserve"> —</w:t>
+      </w:r>
+      <w:proofErr w:type="gramEnd"/>
+      <w:r>
+        <w:t xml:space="preserve"> Tabs rail must render </w:t>
       </w:r>
       <w:r>
         <w:rPr>
@@ -360,11 +537,26 @@
           <w:b/>
           <w:bCs/>
         </w:rPr>
-        <w:lastRenderedPageBreak/>
         <w:t>i18n pipeline</w:t>
       </w:r>
       <w:r>
-        <w:t xml:space="preserve"> — Spanish toggle works; no raw keys (e.g., all_genres); strings resolve via t().</w:t>
+        <w:t xml:space="preserve"> — Spanish toggle works; no raw keys (e.g., </w:t>
+      </w:r>
+      <w:proofErr w:type="spellStart"/>
+      <w:r>
+        <w:t>all_genres</w:t>
+      </w:r>
+      <w:proofErr w:type="spellEnd"/>
+      <w:r>
+        <w:t xml:space="preserve">); strings resolve via </w:t>
+      </w:r>
+      <w:proofErr w:type="gramStart"/>
+      <w:r>
+        <w:t>t(</w:t>
+      </w:r>
+      <w:proofErr w:type="gramEnd"/>
+      <w:r>
+        <w:t>).</w:t>
       </w:r>
     </w:p>
     <w:p>
@@ -382,7 +574,15 @@
         <w:t>Auth → Profile VM</w:t>
       </w:r>
       <w:r>
-        <w:t xml:space="preserve"> — Username + snark appear when signed in; Settings never nags “please sign in” if authed.</w:t>
+        <w:t xml:space="preserve"> — Username + snark appear when signed in; Settings never nags “please sign in” if </w:t>
+      </w:r>
+      <w:proofErr w:type="spellStart"/>
+      <w:r>
+        <w:t>authed</w:t>
+      </w:r>
+      <w:proofErr w:type="spellEnd"/>
+      <w:r>
+        <w:t>.</w:t>
       </w:r>
     </w:p>
     <w:p>
@@ -418,7 +618,15 @@
         <w:t>Module containers</w:t>
       </w:r>
       <w:r>
-        <w:t xml:space="preserve"> — FlickWord &amp; Daily Trivia containers render, scroll, and size sanely (no overflow traps).</w:t>
+        <w:t xml:space="preserve"> — </w:t>
+      </w:r>
+      <w:proofErr w:type="spellStart"/>
+      <w:r>
+        <w:t>FlickWord</w:t>
+      </w:r>
+      <w:proofErr w:type="spellEnd"/>
+      <w:r>
+        <w:t xml:space="preserve"> &amp; Daily Trivia containers render, scroll, and size sanely (no overflow traps).</w:t>
       </w:r>
     </w:p>
     <w:p>
@@ -487,7 +695,15 @@
       </w:r>
       <w:r>
         <w:br/>
-        <w:t>• Lock .top-search untouched; audit ancestors for overflow/transform/contain; fix elsewhere.</w:t>
+        <w:t xml:space="preserve">• </w:t>
+      </w:r>
+      <w:proofErr w:type="gramStart"/>
+      <w:r>
+        <w:t>Lock .top</w:t>
+      </w:r>
+      <w:proofErr w:type="gramEnd"/>
+      <w:r>
+        <w:t>-search untouched; audit ancestors for overflow/transform/contain; fix elsewhere.</w:t>
       </w:r>
       <w:r>
         <w:br/>
@@ -518,20 +734,45 @@
       </w:r>
       <w:r>
         <w:br/>
-        <w:t>• Add minimal z-index only to tabs rail if required; remove rogue transforms on containers (not ancestors of .top-search).</w:t>
-      </w:r>
-    </w:p>
-    <w:p>
-      <w:r>
-        <w:rPr>
-          <w:b/>
-          <w:bCs/>
-        </w:rPr>
+        <w:t xml:space="preserve">• Add minimal z-index only to tabs rail if required; remove rogue transforms on containers (not ancestors </w:t>
+      </w:r>
+      <w:proofErr w:type="gramStart"/>
+      <w:r>
+        <w:t>of .top</w:t>
+      </w:r>
+      <w:proofErr w:type="gramEnd"/>
+      <w:r>
+        <w:t>-search).</w:t>
+      </w:r>
+    </w:p>
+    <w:p>
+      <w:r>
+        <w:rPr>
+          <w:b/>
+          <w:bCs/>
+        </w:rPr>
+        <w:lastRenderedPageBreak/>
         <w:t>Batch T1 — Theming Tokens</w:t>
       </w:r>
       <w:r>
         <w:br/>
-        <w:t>• Introduce/centralize tokens: --fg, --bg, --muted, --card, --border, --accent.</w:t>
+        <w:t>• Introduce/centralize tokens: --</w:t>
+      </w:r>
+      <w:proofErr w:type="spellStart"/>
+      <w:r>
+        <w:t>fg</w:t>
+      </w:r>
+      <w:proofErr w:type="spellEnd"/>
+      <w:r>
+        <w:t>, --</w:t>
+      </w:r>
+      <w:proofErr w:type="spellStart"/>
+      <w:r>
+        <w:t>bg</w:t>
+      </w:r>
+      <w:proofErr w:type="spellEnd"/>
+      <w:r>
+        <w:t>, --muted, --card, --border, --accent.</w:t>
       </w:r>
       <w:r>
         <w:br/>
@@ -539,21 +780,36 @@
       </w:r>
       <w:r>
         <w:br/>
-        <w:t>• Fix unreadables; verify contrast ≥ 4.5:1.</w:t>
-      </w:r>
-    </w:p>
-    <w:p>
-      <w:r>
-        <w:rPr>
-          <w:b/>
-          <w:bCs/>
-        </w:rPr>
-        <w:lastRenderedPageBreak/>
+        <w:t xml:space="preserve">• Fix </w:t>
+      </w:r>
+      <w:proofErr w:type="spellStart"/>
+      <w:r>
+        <w:t>unreadables</w:t>
+      </w:r>
+      <w:proofErr w:type="spellEnd"/>
+      <w:r>
+        <w:t>; verify contrast ≥ 4.5:1.</w:t>
+      </w:r>
+    </w:p>
+    <w:p>
+      <w:r>
+        <w:rPr>
+          <w:b/>
+          <w:bCs/>
+        </w:rPr>
         <w:t>Batch I1 — i18n Unification</w:t>
       </w:r>
       <w:r>
         <w:br/>
-        <w:t>• Ensure locale bundles load before first render; one t() utility; sweep for raw strings/keys.</w:t>
+        <w:t xml:space="preserve">• Ensure locale bundles load before first render; one </w:t>
+      </w:r>
+      <w:proofErr w:type="gramStart"/>
+      <w:r>
+        <w:t>t(</w:t>
+      </w:r>
+      <w:proofErr w:type="gramEnd"/>
+      <w:r>
+        <w:t>) utility; sweep for raw strings/keys.</w:t>
       </w:r>
       <w:r>
         <w:br/>
@@ -566,15 +822,69 @@
           <w:b/>
           <w:bCs/>
         </w:rPr>
-        <w:t>Batch A1 — Auth ViewModel</w:t>
-      </w:r>
-      <w:r>
-        <w:br/>
-        <w:t>• Single auth observer hydrates UserViewModel { isAuthenticated, displayName, alias, avatarUrl }.</w:t>
-      </w:r>
-      <w:r>
-        <w:br/>
-        <w:t>• Settings respects isAuthenticated; username editor updates profile; snark seeded on user id.</w:t>
+        <w:t xml:space="preserve">Batch A1 — Auth </w:t>
+      </w:r>
+      <w:proofErr w:type="spellStart"/>
+      <w:r>
+        <w:rPr>
+          <w:b/>
+          <w:bCs/>
+        </w:rPr>
+        <w:t>ViewModel</w:t>
+      </w:r>
+      <w:proofErr w:type="spellEnd"/>
+      <w:r>
+        <w:br/>
+        <w:t xml:space="preserve">• Single auth observer hydrates </w:t>
+      </w:r>
+      <w:proofErr w:type="spellStart"/>
+      <w:r>
+        <w:t>UserViewModel</w:t>
+      </w:r>
+      <w:proofErr w:type="spellEnd"/>
+      <w:r>
+        <w:t xml:space="preserve"> </w:t>
+      </w:r>
+      <w:proofErr w:type="gramStart"/>
+      <w:r>
+        <w:t xml:space="preserve">{ </w:t>
+      </w:r>
+      <w:proofErr w:type="spellStart"/>
+      <w:r>
+        <w:t>isAuthenticated</w:t>
+      </w:r>
+      <w:proofErr w:type="spellEnd"/>
+      <w:proofErr w:type="gramEnd"/>
+      <w:r>
+        <w:t xml:space="preserve">, </w:t>
+      </w:r>
+      <w:proofErr w:type="spellStart"/>
+      <w:r>
+        <w:t>displayName</w:t>
+      </w:r>
+      <w:proofErr w:type="spellEnd"/>
+      <w:r>
+        <w:t xml:space="preserve">, alias, </w:t>
+      </w:r>
+      <w:proofErr w:type="spellStart"/>
+      <w:r>
+        <w:t>avatarUrl</w:t>
+      </w:r>
+      <w:proofErr w:type="spellEnd"/>
+      <w:r>
+        <w:t xml:space="preserve"> }.</w:t>
+      </w:r>
+      <w:r>
+        <w:br/>
+        <w:t xml:space="preserve">• Settings respects </w:t>
+      </w:r>
+      <w:proofErr w:type="spellStart"/>
+      <w:r>
+        <w:t>isAuthenticated</w:t>
+      </w:r>
+      <w:proofErr w:type="spellEnd"/>
+      <w:r>
+        <w:t>; username editor updates profile; snark seeded on user id.</w:t>
       </w:r>
     </w:p>
     <w:p>
@@ -591,7 +901,15 @@
       </w:r>
       <w:r>
         <w:br/>
-        <w:t>• FlickWord &amp; Daily Trivia containers: max-width, safe scrolling, no clipped content.</w:t>
+        <w:t xml:space="preserve">• </w:t>
+      </w:r>
+      <w:proofErr w:type="spellStart"/>
+      <w:r>
+        <w:t>FlickWord</w:t>
+      </w:r>
+      <w:proofErr w:type="spellEnd"/>
+      <w:r>
+        <w:t xml:space="preserve"> &amp; Daily Trivia containers: max-width, safe scrolling, no clipped content.</w:t>
       </w:r>
     </w:p>
     <w:p>
@@ -604,7 +922,15 @@
       </w:r>
       <w:r>
         <w:br/>
-        <w:t>• Capture before/after screenshots for: Home, Search w/ results, Settings, Cards grid (mobile + desktop), FlickWord, Daily Trivia.</w:t>
+        <w:t xml:space="preserve">• Capture before/after screenshots for: Home, Search w/ results, Settings, Cards grid (mobile + desktop), </w:t>
+      </w:r>
+      <w:proofErr w:type="spellStart"/>
+      <w:r>
+        <w:t>FlickWord</w:t>
+      </w:r>
+      <w:proofErr w:type="spellEnd"/>
+      <w:r>
+        <w:t>, Daily Trivia.</w:t>
       </w:r>
     </w:p>
     <w:p>
@@ -628,7 +954,15 @@
       </w:r>
       <w:r>
         <w:br/>
-        <w:t>• EN↔ES toggling updates all visible strings; no all_genres style leaks.</w:t>
+        <w:t xml:space="preserve">• EN↔ES toggling updates all visible strings; no </w:t>
+      </w:r>
+      <w:proofErr w:type="spellStart"/>
+      <w:r>
+        <w:t>all_genres</w:t>
+      </w:r>
+      <w:proofErr w:type="spellEnd"/>
+      <w:r>
+        <w:t xml:space="preserve"> style leaks.</w:t>
       </w:r>
       <w:r>
         <w:br/>
@@ -636,7 +970,15 @@
       </w:r>
       <w:r>
         <w:br/>
-        <w:t>• Mobile grids stable; no overflow/stacking weirdness; FlickWord/Trivia containers usable.</w:t>
+        <w:t xml:space="preserve">• Mobile grids stable; no overflow/stacking weirdness; </w:t>
+      </w:r>
+      <w:proofErr w:type="spellStart"/>
+      <w:r>
+        <w:t>FlickWord</w:t>
+      </w:r>
+      <w:proofErr w:type="spellEnd"/>
+      <w:r>
+        <w:t>/Trivia containers usable.</w:t>
       </w:r>
     </w:p>
     <w:p>
@@ -709,26 +1051,34 @@
           <w:bCs/>
         </w:rPr>
       </w:pPr>
-    </w:p>
-    <w:p>
-      <w:pPr>
-        <w:rPr>
-          <w:b/>
-          <w:bCs/>
-        </w:rPr>
-      </w:pPr>
-      <w:r>
-        <w:rPr>
-          <w:b/>
-          <w:bCs/>
-        </w:rPr>
-        <w:lastRenderedPageBreak/>
+      <w:commentRangeStart w:id="1"/>
+    </w:p>
+    <w:p>
+      <w:pPr>
+        <w:rPr>
+          <w:b/>
+          <w:bCs/>
+        </w:rPr>
+      </w:pPr>
+      <w:r>
+        <w:rPr>
+          <w:b/>
+          <w:bCs/>
+        </w:rPr>
         <w:t>2) STYLING POLISH — Systematize Visuals (Medium LOE)</w:t>
       </w:r>
     </w:p>
     <w:p>
       <w:r>
-        <w:t xml:space="preserve">Use Break/Fix. Here’s a single Cursor-ready prompt that (1) locks the Home layout, (2) hard-bakes the Quote Bar, and (3) runs the TARGETED STABILIZATION plan for </w:t>
+        <w:t xml:space="preserve">Use Break/Fix. Here’s a single Cursor-ready prompt that (1) locks the </w:t>
+      </w:r>
+      <w:proofErr w:type="gramStart"/>
+      <w:r>
+        <w:t>Home</w:t>
+      </w:r>
+      <w:proofErr w:type="gramEnd"/>
+      <w:r>
+        <w:t xml:space="preserve"> layout, (2) hard-bakes the Quote Bar, and (3) runs the TARGETED STABILIZATION plan for </w:t>
       </w:r>
       <w:r>
         <w:rPr>
@@ -767,14 +1117,38 @@
       </w:r>
       <w:r>
         <w:br/>
-        <w:t>• Exclude: node_modules/</w:t>
-      </w:r>
-      <w:r>
-        <w:rPr>
-          <w:b/>
-          <w:bCs/>
-        </w:rPr>
-        <w:t>, dist|build|out/</w:t>
+        <w:t xml:space="preserve">• Exclude: </w:t>
+      </w:r>
+      <w:proofErr w:type="spellStart"/>
+      <w:r>
+        <w:t>node_modules</w:t>
+      </w:r>
+      <w:proofErr w:type="spellEnd"/>
+      <w:r>
+        <w:t>/</w:t>
+      </w:r>
+      <w:r>
+        <w:rPr>
+          <w:b/>
+          <w:bCs/>
+        </w:rPr>
+        <w:t xml:space="preserve">, </w:t>
+      </w:r>
+      <w:proofErr w:type="spellStart"/>
+      <w:r>
+        <w:rPr>
+          <w:b/>
+          <w:bCs/>
+        </w:rPr>
+        <w:t>dist|build|out</w:t>
+      </w:r>
+      <w:proofErr w:type="spellEnd"/>
+      <w:r>
+        <w:rPr>
+          <w:b/>
+          <w:bCs/>
+        </w:rPr>
+        <w:t>/</w:t>
       </w:r>
       <w:r>
         <w:t>, .next/</w:t>
@@ -812,7 +1186,15 @@
       </w:r>
       <w:r>
         <w:br/>
-        <w:t>• Do NOT modify .top-search or any ancestor’s overflow|transform|contain.</w:t>
+        <w:t xml:space="preserve">• Do NOT modify .top-search or any ancestor’s </w:t>
+      </w:r>
+      <w:proofErr w:type="spellStart"/>
+      <w:r>
+        <w:t>overflow|transform|contain</w:t>
+      </w:r>
+      <w:proofErr w:type="spellEnd"/>
+      <w:r>
+        <w:t>.</w:t>
       </w:r>
       <w:r>
         <w:br/>
@@ -935,6 +1317,9 @@
       </w:r>
       <w:r>
         <w:br/>
+      </w:r>
+      <w:r>
+        <w:lastRenderedPageBreak/>
         <w:t>• /reports/style-inventory.md (buttons, cards, modals, settings controls)</w:t>
       </w:r>
       <w:r>
@@ -948,7 +1333,6 @@
     </w:p>
     <w:p>
       <w:r>
-        <w:lastRenderedPageBreak/>
         <w:t>PHASE B — FIX (STAGING ONLY)</w:t>
       </w:r>
       <w:r>
@@ -963,7 +1347,31 @@
       </w:r>
       <w:r>
         <w:br/>
-        <w:t>• Establish btn base + btn--primary|secondary|ghost|icon|danger variants.</w:t>
+        <w:t xml:space="preserve">• Establish </w:t>
+      </w:r>
+      <w:proofErr w:type="spellStart"/>
+      <w:r>
+        <w:t>btn</w:t>
+      </w:r>
+      <w:proofErr w:type="spellEnd"/>
+      <w:r>
+        <w:t xml:space="preserve"> base + </w:t>
+      </w:r>
+      <w:proofErr w:type="spellStart"/>
+      <w:r>
+        <w:t>btn</w:t>
+      </w:r>
+      <w:proofErr w:type="spellEnd"/>
+      <w:r>
+        <w:t>--</w:t>
+      </w:r>
+      <w:proofErr w:type="spellStart"/>
+      <w:r>
+        <w:t>primary|secondary|ghost|icon|danger</w:t>
+      </w:r>
+      <w:proofErr w:type="spellEnd"/>
+      <w:r>
+        <w:t xml:space="preserve"> variants.</w:t>
       </w:r>
       <w:r>
         <w:br/>
@@ -1140,7 +1548,15 @@
     </w:p>
     <w:p>
       <w:r>
-        <w:t xml:space="preserve">Use Break/Fix. Here’s a single Cursor-ready prompt that (1) locks the Home layout, (2) hard-bakes the Quote Bar, and (3) runs the TARGETED STABILIZATION plan for </w:t>
+        <w:t xml:space="preserve">Use Break/Fix. Here’s a single Cursor-ready prompt that (1) locks the </w:t>
+      </w:r>
+      <w:proofErr w:type="gramStart"/>
+      <w:r>
+        <w:t>Home</w:t>
+      </w:r>
+      <w:proofErr w:type="gramEnd"/>
+      <w:r>
+        <w:t xml:space="preserve"> layout, (2) hard-bakes the Quote Bar, and (3) runs the TARGETED STABILIZATION plan for </w:t>
       </w:r>
       <w:r>
         <w:rPr>
@@ -1179,14 +1595,38 @@
       </w:r>
       <w:r>
         <w:br/>
-        <w:t>• Exclude: node_modules/</w:t>
-      </w:r>
-      <w:r>
-        <w:rPr>
-          <w:b/>
-          <w:bCs/>
-        </w:rPr>
-        <w:t>, dist|build|out/</w:t>
+        <w:t xml:space="preserve">• Exclude: </w:t>
+      </w:r>
+      <w:proofErr w:type="spellStart"/>
+      <w:r>
+        <w:t>node_modules</w:t>
+      </w:r>
+      <w:proofErr w:type="spellEnd"/>
+      <w:r>
+        <w:t>/</w:t>
+      </w:r>
+      <w:r>
+        <w:rPr>
+          <w:b/>
+          <w:bCs/>
+        </w:rPr>
+        <w:t xml:space="preserve">, </w:t>
+      </w:r>
+      <w:proofErr w:type="spellStart"/>
+      <w:r>
+        <w:rPr>
+          <w:b/>
+          <w:bCs/>
+        </w:rPr>
+        <w:t>dist|build|out</w:t>
+      </w:r>
+      <w:proofErr w:type="spellEnd"/>
+      <w:r>
+        <w:rPr>
+          <w:b/>
+          <w:bCs/>
+        </w:rPr>
+        <w:t>/</w:t>
       </w:r>
       <w:r>
         <w:t>, .next/</w:t>
@@ -1224,7 +1664,15 @@
       </w:r>
       <w:r>
         <w:br/>
-        <w:t>• Do NOT modify .top-search or any ancestor’s overflow|transform|contain.</w:t>
+        <w:t xml:space="preserve">• Do NOT modify .top-search or any ancestor’s </w:t>
+      </w:r>
+      <w:proofErr w:type="spellStart"/>
+      <w:r>
+        <w:t>overflow|transform|contain</w:t>
+      </w:r>
+      <w:proofErr w:type="spellEnd"/>
+      <w:r>
+        <w:t>.</w:t>
       </w:r>
       <w:r>
         <w:br/>
@@ -1298,7 +1746,15 @@
         <w:t>Share lists</w:t>
       </w:r>
       <w:r>
-        <w:t xml:space="preserve"> — Generate shareable link (anon token or user-scoped); copy-to-clipboard with toast.</w:t>
+        <w:t xml:space="preserve"> — Generate shareable link (anon token or user-</w:t>
+      </w:r>
+      <w:proofErr w:type="gramStart"/>
+      <w:r>
+        <w:t>scoped</w:t>
+      </w:r>
+      <w:proofErr w:type="gramEnd"/>
+      <w:r>
+        <w:t>); copy-to-clipboard with toast.</w:t>
       </w:r>
     </w:p>
     <w:p>
@@ -1313,10 +1769,22 @@
           <w:b/>
           <w:bCs/>
         </w:rPr>
-        <w:t>Export CSV (Pro)</w:t>
-      </w:r>
-      <w:r>
-        <w:t xml:space="preserve"> — Gate behind Pro; export current list columns; download works.</w:t>
+        <w:t>Export CSV (</w:t>
+      </w:r>
+      <w:proofErr w:type="gramStart"/>
+      <w:r>
+        <w:rPr>
+          <w:b/>
+          <w:bCs/>
+        </w:rPr>
+        <w:t>Pro)</w:t>
+      </w:r>
+      <w:r>
+        <w:t xml:space="preserve"> —</w:t>
+      </w:r>
+      <w:proofErr w:type="gramEnd"/>
+      <w:r>
+        <w:t xml:space="preserve"> Gate behind Pro; export current list columns; download works.</w:t>
       </w:r>
     </w:p>
     <w:p>
@@ -1349,6 +1817,7 @@
           <w:b/>
           <w:bCs/>
         </w:rPr>
+        <w:lastRenderedPageBreak/>
         <w:t>Notifications testability</w:t>
       </w:r>
       <w:r>
@@ -1385,7 +1854,6 @@
           <w:b/>
           <w:bCs/>
         </w:rPr>
-        <w:lastRenderedPageBreak/>
         <w:t>Spanish persistence</w:t>
       </w:r>
       <w:r>
@@ -1479,7 +1947,31 @@
       </w:r>
       <w:r>
         <w:br/>
-        <w:t>• Implement global cardActions.notInterested(itemId, sourceList) and wire to all lists except Search.</w:t>
+        <w:t xml:space="preserve">• Implement global </w:t>
+      </w:r>
+      <w:proofErr w:type="spellStart"/>
+      <w:r>
+        <w:t>cardActions.notInterested</w:t>
+      </w:r>
+      <w:proofErr w:type="spellEnd"/>
+      <w:r>
+        <w:t>(</w:t>
+      </w:r>
+      <w:proofErr w:type="spellStart"/>
+      <w:r>
+        <w:t>itemId</w:t>
+      </w:r>
+      <w:proofErr w:type="spellEnd"/>
+      <w:r>
+        <w:t xml:space="preserve">, </w:t>
+      </w:r>
+      <w:proofErr w:type="spellStart"/>
+      <w:r>
+        <w:t>sourceList</w:t>
+      </w:r>
+      <w:proofErr w:type="spellEnd"/>
+      <w:r>
+        <w:t>) and wire to all lists except Search.</w:t>
       </w:r>
     </w:p>
     <w:p>
@@ -1570,6 +2062,7 @@
           <w:b/>
           <w:bCs/>
         </w:rPr>
+        <w:lastRenderedPageBreak/>
         <w:t>Batch FTX-8 — Community Player Placeholder</w:t>
       </w:r>
       <w:r>
@@ -1595,9 +2088,6 @@
       </w:r>
       <w:r>
         <w:br/>
-      </w:r>
-      <w:r>
-        <w:lastRenderedPageBreak/>
         <w:t>• Pro previews visible; list of Pro features accurate.</w:t>
       </w:r>
       <w:r>
@@ -1624,6 +2114,13 @@
       <w:r>
         <w:br/>
         <w:t>• Any global layout or sticky-search modifications (handled in Heavy/Risky and Styling prompts).</w:t>
+      </w:r>
+      <w:commentRangeEnd w:id="1"/>
+      <w:r>
+        <w:rPr>
+          <w:rStyle w:val="CommentReference"/>
+        </w:rPr>
+        <w:commentReference w:id="1"/>
       </w:r>
     </w:p>
     <w:p/>
@@ -1655,24 +2152,43 @@
       </w:r>
     </w:p>
   </w:comment>
+  <w:comment w:id="1" w:author="T" w:date="2025-09-14T01:55:00Z" w:initials="T">
+    <w:p>
+      <w:pPr>
+        <w:pStyle w:val="CommentText"/>
+      </w:pPr>
+      <w:r>
+        <w:rPr>
+          <w:rStyle w:val="CommentReference"/>
+        </w:rPr>
+        <w:annotationRef/>
+      </w:r>
+      <w:r>
+        <w:t>Complete.</w:t>
+      </w:r>
+    </w:p>
+  </w:comment>
 </w:comments>
 </file>
 
 <file path=word/commentsExtended.xml><?xml version="1.0" encoding="utf-8"?>
 <w15:commentsEx xmlns:wpc="http://schemas.microsoft.com/office/word/2010/wordprocessingCanvas" xmlns:cx="http://schemas.microsoft.com/office/drawing/2014/chartex" xmlns:cx1="http://schemas.microsoft.com/office/drawing/2015/9/8/chartex" xmlns:cx2="http://schemas.microsoft.com/office/drawing/2015/10/21/chartex" xmlns:cx3="http://schemas.microsoft.com/office/drawing/2016/5/9/chartex" xmlns:cx4="http://schemas.microsoft.com/office/drawing/2016/5/10/chartex" xmlns:cx5="http://schemas.microsoft.com/office/drawing/2016/5/11/chartex" xmlns:cx6="http://schemas.microsoft.com/office/drawing/2016/5/12/chartex" xmlns:cx7="http://schemas.microsoft.com/office/drawing/2016/5/13/chartex" xmlns:cx8="http://schemas.microsoft.com/office/drawing/2016/5/14/chartex" xmlns:mc="http://schemas.openxmlformats.org/markup-compatibility/2006" xmlns:aink="http://schemas.microsoft.com/office/drawing/2016/ink" xmlns:am3d="http://schemas.microsoft.com/office/drawing/2017/model3d" xmlns:o="urn:schemas-microsoft-com:office:office" xmlns:oel="http://schemas.microsoft.com/office/2019/extlst" xmlns:r="http://schemas.openxmlformats.org/officeDocument/2006/relationships" xmlns:m="http://schemas.openxmlformats.org/officeDocument/2006/math" xmlns:v="urn:schemas-microsoft-com:vml" xmlns:wp14="http://schemas.microsoft.com/office/word/2010/wordprocessingDrawing" xmlns:wp="http://schemas.openxmlformats.org/drawingml/2006/wordprocessingDrawing" xmlns:w10="urn:schemas-microsoft-com:office:word" xmlns:w="http://schemas.openxmlformats.org/wordprocessingml/2006/main" xmlns:w14="http://schemas.microsoft.com/office/word/2010/wordml" xmlns:w15="http://schemas.microsoft.com/office/word/2012/wordml" xmlns:w16cex="http://schemas.microsoft.com/office/word/2018/wordml/cex" xmlns:w16cid="http://schemas.microsoft.com/office/word/2016/wordml/cid" xmlns:w16="http://schemas.microsoft.com/office/word/2018/wordml" xmlns:w16du="http://schemas.microsoft.com/office/word/2023/wordml/word16du" xmlns:w16sdtdh="http://schemas.microsoft.com/office/word/2020/wordml/sdtdatahash" xmlns:w16sdtfl="http://schemas.microsoft.com/office/word/2024/wordml/sdtformatlock" xmlns:w16se="http://schemas.microsoft.com/office/word/2015/wordml/symex" xmlns:wpg="http://schemas.microsoft.com/office/word/2010/wordprocessingGroup" xmlns:wpi="http://schemas.microsoft.com/office/word/2010/wordprocessingInk" xmlns:wne="http://schemas.microsoft.com/office/word/2006/wordml" xmlns:wps="http://schemas.microsoft.com/office/word/2010/wordprocessingShape" mc:Ignorable="w14 w15 w16se w16cid w16 w16cex w16sdtdh w16sdtfl w16du wp14">
   <w15:commentEx w15:paraId="4D536D2F" w15:done="0"/>
+  <w15:commentEx w15:paraId="365F4AFE" w15:done="0"/>
 </w15:commentsEx>
 </file>
 
 <file path=word/commentsExtensible.xml><?xml version="1.0" encoding="utf-8"?>
 <w16cex:commentsExtensible xmlns:wpc="http://schemas.microsoft.com/office/word/2010/wordprocessingCanvas" xmlns:cx="http://schemas.microsoft.com/office/drawing/2014/chartex" xmlns:cx1="http://schemas.microsoft.com/office/drawing/2015/9/8/chartex" xmlns:cx2="http://schemas.microsoft.com/office/drawing/2015/10/21/chartex" xmlns:cx3="http://schemas.microsoft.com/office/drawing/2016/5/9/chartex" xmlns:cx4="http://schemas.microsoft.com/office/drawing/2016/5/10/chartex" xmlns:cx5="http://schemas.microsoft.com/office/drawing/2016/5/11/chartex" xmlns:cx6="http://schemas.microsoft.com/office/drawing/2016/5/12/chartex" xmlns:cx7="http://schemas.microsoft.com/office/drawing/2016/5/13/chartex" xmlns:cx8="http://schemas.microsoft.com/office/drawing/2016/5/14/chartex" xmlns:cr="http://schemas.microsoft.com/office/comments/2020/reactions" xmlns:mc="http://schemas.openxmlformats.org/markup-compatibility/2006" xmlns:aink="http://schemas.microsoft.com/office/drawing/2016/ink" xmlns:am3d="http://schemas.microsoft.com/office/drawing/2017/model3d" xmlns:o="urn:schemas-microsoft-com:office:office" xmlns:oel="http://schemas.microsoft.com/office/2019/extlst" xmlns:r="http://schemas.openxmlformats.org/officeDocument/2006/relationships" xmlns:m="http://schemas.openxmlformats.org/officeDocument/2006/math" xmlns:v="urn:schemas-microsoft-com:vml" xmlns:wp14="http://schemas.microsoft.com/office/word/2010/wordprocessingDrawing" xmlns:wp="http://schemas.openxmlformats.org/drawingml/2006/wordprocessingDrawing" xmlns:w10="urn:schemas-microsoft-com:office:word" xmlns:w="http://schemas.openxmlformats.org/wordprocessingml/2006/main" xmlns:w14="http://schemas.microsoft.com/office/word/2010/wordml" xmlns:w15="http://schemas.microsoft.com/office/word/2012/wordml" xmlns:w16cex="http://schemas.microsoft.com/office/word/2018/wordml/cex" xmlns:w16cid="http://schemas.microsoft.com/office/word/2016/wordml/cid" xmlns:w16="http://schemas.microsoft.com/office/word/2018/wordml" xmlns:w16du="http://schemas.microsoft.com/office/word/2023/wordml/word16du" xmlns:w16sdtdh="http://schemas.microsoft.com/office/word/2020/wordml/sdtdatahash" xmlns:w16sdtfl="http://schemas.microsoft.com/office/word/2024/wordml/sdtformatlock" xmlns:w16se="http://schemas.microsoft.com/office/word/2015/wordml/symex" xmlns:wpg="http://schemas.microsoft.com/office/word/2010/wordprocessingGroup" xmlns:wpi="http://schemas.microsoft.com/office/word/2010/wordprocessingInk" xmlns:wne="http://schemas.microsoft.com/office/word/2006/wordml" xmlns:wps="http://schemas.microsoft.com/office/word/2010/wordprocessingShape" mc:Ignorable="w14 w15 w16se w16cid w16 w16cex w16sdtdh w16sdtfl cr w16du wp14">
   <w16cex:commentExtensible w16cex:durableId="37DBF545" w16cex:dateUtc="2025-09-13T21:48:00Z"/>
+  <w16cex:commentExtensible w16cex:durableId="57924626" w16cex:dateUtc="2025-09-14T05:55:00Z"/>
 </w16cex:commentsExtensible>
 </file>
 
 <file path=word/commentsIds.xml><?xml version="1.0" encoding="utf-8"?>
 <w16cid:commentsIds xmlns:wpc="http://schemas.microsoft.com/office/word/2010/wordprocessingCanvas" xmlns:cx="http://schemas.microsoft.com/office/drawing/2014/chartex" xmlns:cx1="http://schemas.microsoft.com/office/drawing/2015/9/8/chartex" xmlns:cx2="http://schemas.microsoft.com/office/drawing/2015/10/21/chartex" xmlns:cx3="http://schemas.microsoft.com/office/drawing/2016/5/9/chartex" xmlns:cx4="http://schemas.microsoft.com/office/drawing/2016/5/10/chartex" xmlns:cx5="http://schemas.microsoft.com/office/drawing/2016/5/11/chartex" xmlns:cx6="http://schemas.microsoft.com/office/drawing/2016/5/12/chartex" xmlns:cx7="http://schemas.microsoft.com/office/drawing/2016/5/13/chartex" xmlns:cx8="http://schemas.microsoft.com/office/drawing/2016/5/14/chartex" xmlns:mc="http://schemas.openxmlformats.org/markup-compatibility/2006" xmlns:aink="http://schemas.microsoft.com/office/drawing/2016/ink" xmlns:am3d="http://schemas.microsoft.com/office/drawing/2017/model3d" xmlns:o="urn:schemas-microsoft-com:office:office" xmlns:oel="http://schemas.microsoft.com/office/2019/extlst" xmlns:r="http://schemas.openxmlformats.org/officeDocument/2006/relationships" xmlns:m="http://schemas.openxmlformats.org/officeDocument/2006/math" xmlns:v="urn:schemas-microsoft-com:vml" xmlns:wp14="http://schemas.microsoft.com/office/word/2010/wordprocessingDrawing" xmlns:wp="http://schemas.openxmlformats.org/drawingml/2006/wordprocessingDrawing" xmlns:w10="urn:schemas-microsoft-com:office:word" xmlns:w="http://schemas.openxmlformats.org/wordprocessingml/2006/main" xmlns:w14="http://schemas.microsoft.com/office/word/2010/wordml" xmlns:w15="http://schemas.microsoft.com/office/word/2012/wordml" xmlns:w16cex="http://schemas.microsoft.com/office/word/2018/wordml/cex" xmlns:w16cid="http://schemas.microsoft.com/office/word/2016/wordml/cid" xmlns:w16="http://schemas.microsoft.com/office/word/2018/wordml" xmlns:w16du="http://schemas.microsoft.com/office/word/2023/wordml/word16du" xmlns:w16sdtdh="http://schemas.microsoft.com/office/word/2020/wordml/sdtdatahash" xmlns:w16sdtfl="http://schemas.microsoft.com/office/word/2024/wordml/sdtformatlock" xmlns:w16se="http://schemas.microsoft.com/office/word/2015/wordml/symex" xmlns:wpg="http://schemas.microsoft.com/office/word/2010/wordprocessingGroup" xmlns:wpi="http://schemas.microsoft.com/office/word/2010/wordprocessingInk" xmlns:wne="http://schemas.microsoft.com/office/word/2006/wordml" xmlns:wps="http://schemas.microsoft.com/office/word/2010/wordprocessingShape" mc:Ignorable="w14 w15 w16se w16cid w16 w16cex w16sdtdh w16sdtfl w16du wp14">
   <w16cid:commentId w16cid:paraId="4D536D2F" w16cid:durableId="37DBF545"/>
+  <w16cid:commentId w16cid:paraId="365F4AFE" w16cid:durableId="57924626"/>
 </w16cid:commentsIds>
 </file>
 
